--- a/docs/quests/Quest-01-Harbour-Favour.docx
+++ b/docs/quests/Quest-01-Harbour-Favour.docx
@@ -6163,7 +6163,7 @@
                 <w:sz w:val="18"/>
                 <w:szCs w:val="18"/>
               </w:rPr>
-              <w:t xml:space="preserve">You there. You look like someone who can drive a boat.</w:t>
+              <w:t>Boatman! Joe said you'd come. Good timing - I need a man who can drive a boat, right now.</w:t>
             </w:r>
           </w:p>
         </w:tc>
